--- a/Documents/Anchana_Prabakaran_Resume.docx
+++ b/Documents/Anchana_Prabakaran_Resume.docx
@@ -876,39 +876,71 @@
     </w:p>
     <w:p>
       <w:pPr>
+        <w:pStyle w:val="Heading2"/>
         <w:numPr>
           <w:ilvl w:val="0"/>
-          <w:numId w:val="1"/>
+          <w:numId w:val="4"/>
         </w:numPr>
-        <w:ind w:hanging="240"/>
-      </w:pPr>
-      <w:r>
-        <w:t>Designed and delivered multiple Power BI dashboards including Portfolio at Risk, Agent Productivity, Claims, and Insurance dashboards for business stakeholders.</w:t>
-      </w:r>
-    </w:p>
-    <w:p>
-      <w:pPr>
+        <w:spacing w:line="240" w:lineRule="auto"/>
+        <w:rPr>
+          <w:b w:val="0"/>
+          <w:bCs/>
+          <w:color w:val="000000" w:themeColor="text1"/>
+        </w:rPr>
+      </w:pPr>
+      <w:r>
+        <w:rPr>
+          <w:b w:val="0"/>
+          <w:bCs/>
+          <w:color w:val="000000" w:themeColor="text1"/>
+        </w:rPr>
+        <w:t>Designed and delivered multiple Power BI dashboards — Portfolio at Risk, Agent Productivity, Claims, and Insurance — for business stakeholders.</w:t>
+      </w:r>
+    </w:p>
+    <w:p>
+      <w:pPr>
+        <w:pStyle w:val="Heading2"/>
         <w:numPr>
           <w:ilvl w:val="0"/>
-          <w:numId w:val="1"/>
+          <w:numId w:val="4"/>
         </w:numPr>
-        <w:ind w:hanging="240"/>
-      </w:pPr>
-      <w:r>
+        <w:spacing w:line="240" w:lineRule="auto"/>
+        <w:rPr>
+          <w:b w:val="0"/>
+          <w:bCs/>
+          <w:color w:val="000000" w:themeColor="text1"/>
+        </w:rPr>
+      </w:pPr>
+      <w:r>
+        <w:rPr>
+          <w:b w:val="0"/>
+          <w:bCs/>
+          <w:color w:val="000000" w:themeColor="text1"/>
+        </w:rPr>
         <w:t>Developed DAX measures and data models to support dynamic reporting and KPI tracking.</w:t>
       </w:r>
     </w:p>
     <w:p>
       <w:pPr>
+        <w:pStyle w:val="Heading2"/>
         <w:numPr>
           <w:ilvl w:val="0"/>
-          <w:numId w:val="1"/>
+          <w:numId w:val="4"/>
         </w:numPr>
-        <w:spacing w:after="115"/>
-        <w:ind w:hanging="240"/>
-      </w:pPr>
-      <w:r>
-        <w:t>Collaborated with business teams to gather requirements and translate them into visual analytics solutions.</w:t>
+        <w:spacing w:line="240" w:lineRule="auto"/>
+        <w:rPr>
+          <w:b w:val="0"/>
+          <w:bCs/>
+          <w:color w:val="000000" w:themeColor="text1"/>
+        </w:rPr>
+      </w:pPr>
+      <w:r>
+        <w:rPr>
+          <w:b w:val="0"/>
+          <w:bCs/>
+          <w:color w:val="000000" w:themeColor="text1"/>
+        </w:rPr>
+        <w:t>Collaborated with business teams to gather requirements and translate them into actionable visual analytics.</w:t>
       </w:r>
     </w:p>
     <w:p>
@@ -931,24 +963,24 @@
       <w:pPr>
         <w:numPr>
           <w:ilvl w:val="0"/>
-          <w:numId w:val="2"/>
+          <w:numId w:val="5"/>
         </w:numPr>
-        <w:ind w:hanging="240"/>
-      </w:pPr>
-      <w:r>
-        <w:t>Led the migration of 200–400 SSRS reports from SQL Server to Databricks by converting embedded T-SQL queries to Databricks-compatible SQL.</w:t>
+        <w:spacing w:after="112"/>
+      </w:pPr>
+      <w:r>
+        <w:t>Played a key role in the end-to-end migration of 200–400 SSRS reports from SQL Server to Databricks, converting embedded T-SQL to Databricks-compatible SQL.</w:t>
       </w:r>
     </w:p>
     <w:p>
       <w:pPr>
         <w:numPr>
           <w:ilvl w:val="0"/>
-          <w:numId w:val="2"/>
+          <w:numId w:val="5"/>
         </w:numPr>
-        <w:ind w:hanging="240"/>
-      </w:pPr>
-      <w:r>
-        <w:t>Automated the extraction of table references and T-SQL queries from .</w:t>
+        <w:spacing w:after="112"/>
+      </w:pPr>
+      <w:r>
+        <w:t>Automated extraction of table references and T-SQL queries from .</w:t>
       </w:r>
       <w:proofErr w:type="spellStart"/>
       <w:r>
@@ -963,37 +995,36 @@
       <w:pPr>
         <w:numPr>
           <w:ilvl w:val="0"/>
-          <w:numId w:val="2"/>
+          <w:numId w:val="5"/>
         </w:numPr>
-        <w:ind w:hanging="240"/>
-      </w:pPr>
-      <w:r>
-        <w:t>Configured ODBC connectivity using Simba Spark Driver and Databricks Personal Access Tokens (PAT) to repoint existing reports to the new data platform.</w:t>
+        <w:spacing w:after="112"/>
+      </w:pPr>
+      <w:r>
+        <w:t>Configured ODBC connectivity via Simba Spark Driver and Databricks Personal Access Tokens to repoint reports to the new platform.</w:t>
       </w:r>
     </w:p>
     <w:p>
       <w:pPr>
         <w:numPr>
           <w:ilvl w:val="0"/>
-          <w:numId w:val="2"/>
+          <w:numId w:val="5"/>
         </w:numPr>
-        <w:ind w:hanging="240"/>
-      </w:pPr>
-      <w:r>
-        <w:t>Performed thorough validation of query outputs between SQL Server and Databricks, classifying discrepancies as data sync issues (refresh time differences) or query logic issues.</w:t>
+        <w:spacing w:after="112"/>
+      </w:pPr>
+      <w:r>
+        <w:t>Performed thorough validation of query outputs between SQL Server and Databricks, classifying discrepancies as data sync or logic issues.</w:t>
       </w:r>
     </w:p>
     <w:p>
       <w:pPr>
         <w:numPr>
           <w:ilvl w:val="0"/>
-          <w:numId w:val="2"/>
+          <w:numId w:val="5"/>
         </w:numPr>
         <w:spacing w:after="112"/>
-        <w:ind w:hanging="240"/>
-      </w:pPr>
-      <w:r>
-        <w:t>Investigated and resolved query-level discrepancies, ensuring data accuracy and consistency across both platforms post-migration.</w:t>
+      </w:pPr>
+      <w:r>
+        <w:t>Investigated and resolved query-level discrepancies, ensuring data accuracy and consistency post-migration.</w:t>
       </w:r>
     </w:p>
     <w:p>
@@ -1023,37 +1054,36 @@
       <w:pPr>
         <w:numPr>
           <w:ilvl w:val="0"/>
-          <w:numId w:val="3"/>
+          <w:numId w:val="6"/>
         </w:numPr>
-        <w:ind w:hanging="240"/>
-      </w:pPr>
-      <w:r>
-        <w:t>Designed and implemented ETL transformation logics for Databricks to process and structure raw data for downstream consumption.</w:t>
+        <w:spacing w:after="0" w:line="259" w:lineRule="auto"/>
+      </w:pPr>
+      <w:r>
+        <w:t>Converted existing T-SQL stored procedures into DBT models for Databricks, restructuring transformation logic to process and structure raw data for downstream consumption.</w:t>
       </w:r>
     </w:p>
     <w:p>
       <w:pPr>
         <w:numPr>
           <w:ilvl w:val="0"/>
-          <w:numId w:val="3"/>
+          <w:numId w:val="6"/>
         </w:numPr>
-        <w:ind w:hanging="240"/>
-      </w:pPr>
-      <w:r>
-        <w:t>Packaged and deployed ETL scripts as DBT (Data Build Tool) models through Azure DevOps CI/CD pipelines.</w:t>
+        <w:spacing w:after="0" w:line="259" w:lineRule="auto"/>
+      </w:pPr>
+      <w:r>
+        <w:t>Rebuilt the remaining stored procedures as Databricks notebooks and deployed both the DBT models and notebooks through Azure DevOps CI/CD pipelines, maintaining full version control in the repository.</w:t>
       </w:r>
     </w:p>
     <w:p>
       <w:pPr>
         <w:numPr>
           <w:ilvl w:val="0"/>
-          <w:numId w:val="3"/>
+          <w:numId w:val="6"/>
         </w:numPr>
-        <w:spacing w:after="152"/>
-        <w:ind w:hanging="240"/>
-      </w:pPr>
-      <w:r>
-        <w:t xml:space="preserve">Ensured transformation logic adhered to data quality standards and was version-controlled within the DevOps repository. </w:t>
+        <w:spacing w:after="0" w:line="259" w:lineRule="auto"/>
+      </w:pPr>
+      <w:r>
+        <w:t>Authored Terraform configuration to provision and schedule the corresponding job in Databricks.</w:t>
       </w:r>
     </w:p>
     <w:p>
@@ -1510,7 +1540,6 @@
     <w:p>
       <w:pPr>
         <w:spacing w:after="0" w:line="259" w:lineRule="auto"/>
-        <w:ind w:left="74" w:hanging="10"/>
       </w:pPr>
       <w:r>
         <w:rPr>
@@ -1518,87 +1547,115 @@
         </w:rPr>
         <w:t xml:space="preserve">Bachelor of Engineering – Computer Science &amp; </w:t>
       </w:r>
+      <w:r>
+        <w:rPr>
+          <w:b/>
+        </w:rPr>
+        <w:t>Engineering</w:t>
+      </w:r>
+    </w:p>
+    <w:p>
+      <w:pPr>
+        <w:spacing w:after="103" w:line="216" w:lineRule="auto"/>
+        <w:ind w:right="1409"/>
+      </w:pPr>
+      <w:r>
+        <w:rPr>
+          <w:i/>
+          <w:color w:val="777777"/>
+          <w:sz w:val="19"/>
+        </w:rPr>
+        <w:t>Meenakshi Sundararajan Engineering College</w:t>
+      </w:r>
+      <w:r>
+        <w:t xml:space="preserve"> </w:t>
+      </w:r>
     </w:p>
     <w:p>
       <w:pPr>
         <w:spacing w:after="0" w:line="259" w:lineRule="auto"/>
-        <w:ind w:left="0" w:right="987" w:firstLine="0"/>
-        <w:jc w:val="right"/>
-      </w:pPr>
+        <w:ind w:left="0" w:firstLine="0"/>
+        <w:rPr>
+          <w:color w:val="538135" w:themeColor="accent6" w:themeShade="BF"/>
+        </w:rPr>
+      </w:pPr>
+      <w:r>
+        <w:t xml:space="preserve"> </w:t>
+      </w:r>
       <w:r>
         <w:rPr>
           <w:b/>
           <w:color w:val="2E7D32"/>
           <w:sz w:val="19"/>
         </w:rPr>
-        <w:t xml:space="preserve">First Class with </w:t>
-      </w:r>
-    </w:p>
-    <w:p>
-      <w:pPr>
-        <w:tabs>
-          <w:tab w:val="center" w:pos="5626"/>
-        </w:tabs>
+        <w:br/>
+      </w:r>
+      <w:r>
+        <w:rPr>
+          <w:b/>
+          <w:color w:val="538135" w:themeColor="accent6" w:themeShade="BF"/>
+          <w:sz w:val="19"/>
+        </w:rPr>
+        <w:t>First Class with</w:t>
+      </w:r>
+      <w:r>
+        <w:rPr>
+          <w:color w:val="538135" w:themeColor="accent6" w:themeShade="BF"/>
+        </w:rPr>
+        <w:tab/>
+      </w:r>
+      <w:r>
+        <w:rPr>
+          <w:b/>
+          <w:color w:val="538135" w:themeColor="accent6" w:themeShade="BF"/>
+          <w:sz w:val="19"/>
+        </w:rPr>
+        <w:t>Distinction</w:t>
+      </w:r>
+      <w:r>
+        <w:rPr>
+          <w:color w:val="538135" w:themeColor="accent6" w:themeShade="BF"/>
+        </w:rPr>
+        <w:t xml:space="preserve"> </w:t>
+      </w:r>
+      <w:r>
+        <w:rPr>
+          <w:color w:val="538135" w:themeColor="accent6" w:themeShade="BF"/>
+        </w:rPr>
+        <w:t xml:space="preserve"> </w:t>
+      </w:r>
+      <w:r>
+        <w:rPr>
+          <w:color w:val="538135" w:themeColor="accent6" w:themeShade="BF"/>
+        </w:rPr>
+        <w:tab/>
+      </w:r>
+    </w:p>
+    <w:p>
+      <w:pPr>
         <w:spacing w:after="0" w:line="259" w:lineRule="auto"/>
-        <w:ind w:left="0" w:firstLine="0"/>
-      </w:pPr>
-      <w:r>
+        <w:ind w:left="0" w:right="987" w:firstLine="0"/>
         <w:rPr>
           <w:b/>
-        </w:rPr>
-        <w:t>Engineering</w:t>
-      </w:r>
-      <w:r>
-        <w:t xml:space="preserve"> </w:t>
-      </w:r>
-      <w:r>
-        <w:tab/>
-      </w:r>
-      <w:r>
-        <w:rPr>
+          <w:bCs/>
+          <w:color w:val="538135" w:themeColor="accent6" w:themeShade="BF"/>
+        </w:rPr>
+      </w:pPr>
+      <w:r>
+        <w:rPr>
+          <w:b/>
+          <w:bCs/>
+          <w:color w:val="538135" w:themeColor="accent6" w:themeShade="BF"/>
           <w:sz w:val="19"/>
         </w:rPr>
         <w:t>CGPA: 8.84</w:t>
       </w:r>
       <w:r>
-        <w:t xml:space="preserve"> </w:t>
-      </w:r>
-    </w:p>
-    <w:p>
-      <w:pPr>
-        <w:spacing w:after="103" w:line="216" w:lineRule="auto"/>
-        <w:ind w:left="79" w:right="1409" w:firstLine="0"/>
-        <w:jc w:val="right"/>
-      </w:pPr>
-      <w:r>
         <w:rPr>
           <w:b/>
-          <w:color w:val="2E7D32"/>
-          <w:sz w:val="19"/>
-        </w:rPr>
-        <w:t>Distinction</w:t>
-      </w:r>
-      <w:r>
-        <w:t xml:space="preserve"> </w:t>
-      </w:r>
-      <w:r>
-        <w:rPr>
-          <w:i/>
-          <w:color w:val="777777"/>
-          <w:sz w:val="19"/>
-        </w:rPr>
-        <w:t>Meenakshi Sundararajan Engineering College</w:t>
-      </w:r>
-      <w:r>
-        <w:t xml:space="preserve"> </w:t>
-      </w:r>
-    </w:p>
-    <w:p>
-      <w:pPr>
-        <w:spacing w:after="0" w:line="259" w:lineRule="auto"/>
-        <w:ind w:left="0" w:firstLine="0"/>
-      </w:pPr>
-      <w:r>
+          <w:bCs/>
+          <w:color w:val="538135" w:themeColor="accent6" w:themeShade="BF"/>
+        </w:rPr>
         <w:t xml:space="preserve"> </w:t>
       </w:r>
     </w:p>
@@ -2249,6 +2306,453 @@
       </w:rPr>
     </w:lvl>
   </w:abstractNum>
+  <w:abstractNum w:abstractNumId="3" w15:restartNumberingAfterBreak="0">
+    <w:nsid w:val="3FF606D3"/>
+    <w:multiLevelType w:val="multilevel"/>
+    <w:tmpl w:val="DC647964"/>
+    <w:lvl w:ilvl="0">
+      <w:start w:val="1"/>
+      <w:numFmt w:val="bullet"/>
+      <w:lvlText w:val=""/>
+      <w:lvlJc w:val="left"/>
+      <w:pPr>
+        <w:tabs>
+          <w:tab w:val="num" w:pos="720"/>
+        </w:tabs>
+        <w:ind w:left="720" w:hanging="360"/>
+      </w:pPr>
+      <w:rPr>
+        <w:rFonts w:ascii="Symbol" w:hAnsi="Symbol" w:hint="default"/>
+        <w:sz w:val="20"/>
+      </w:rPr>
+    </w:lvl>
+    <w:lvl w:ilvl="1" w:tentative="1">
+      <w:start w:val="1"/>
+      <w:numFmt w:val="bullet"/>
+      <w:lvlText w:val="o"/>
+      <w:lvlJc w:val="left"/>
+      <w:pPr>
+        <w:tabs>
+          <w:tab w:val="num" w:pos="1440"/>
+        </w:tabs>
+        <w:ind w:left="1440" w:hanging="360"/>
+      </w:pPr>
+      <w:rPr>
+        <w:rFonts w:ascii="Courier New" w:hAnsi="Courier New" w:hint="default"/>
+        <w:sz w:val="20"/>
+      </w:rPr>
+    </w:lvl>
+    <w:lvl w:ilvl="2" w:tentative="1">
+      <w:start w:val="1"/>
+      <w:numFmt w:val="bullet"/>
+      <w:lvlText w:val=""/>
+      <w:lvlJc w:val="left"/>
+      <w:pPr>
+        <w:tabs>
+          <w:tab w:val="num" w:pos="2160"/>
+        </w:tabs>
+        <w:ind w:left="2160" w:hanging="360"/>
+      </w:pPr>
+      <w:rPr>
+        <w:rFonts w:ascii="Wingdings" w:hAnsi="Wingdings" w:hint="default"/>
+        <w:sz w:val="20"/>
+      </w:rPr>
+    </w:lvl>
+    <w:lvl w:ilvl="3" w:tentative="1">
+      <w:start w:val="1"/>
+      <w:numFmt w:val="bullet"/>
+      <w:lvlText w:val=""/>
+      <w:lvlJc w:val="left"/>
+      <w:pPr>
+        <w:tabs>
+          <w:tab w:val="num" w:pos="2880"/>
+        </w:tabs>
+        <w:ind w:left="2880" w:hanging="360"/>
+      </w:pPr>
+      <w:rPr>
+        <w:rFonts w:ascii="Wingdings" w:hAnsi="Wingdings" w:hint="default"/>
+        <w:sz w:val="20"/>
+      </w:rPr>
+    </w:lvl>
+    <w:lvl w:ilvl="4" w:tentative="1">
+      <w:start w:val="1"/>
+      <w:numFmt w:val="bullet"/>
+      <w:lvlText w:val=""/>
+      <w:lvlJc w:val="left"/>
+      <w:pPr>
+        <w:tabs>
+          <w:tab w:val="num" w:pos="3600"/>
+        </w:tabs>
+        <w:ind w:left="3600" w:hanging="360"/>
+      </w:pPr>
+      <w:rPr>
+        <w:rFonts w:ascii="Wingdings" w:hAnsi="Wingdings" w:hint="default"/>
+        <w:sz w:val="20"/>
+      </w:rPr>
+    </w:lvl>
+    <w:lvl w:ilvl="5" w:tentative="1">
+      <w:start w:val="1"/>
+      <w:numFmt w:val="bullet"/>
+      <w:lvlText w:val=""/>
+      <w:lvlJc w:val="left"/>
+      <w:pPr>
+        <w:tabs>
+          <w:tab w:val="num" w:pos="4320"/>
+        </w:tabs>
+        <w:ind w:left="4320" w:hanging="360"/>
+      </w:pPr>
+      <w:rPr>
+        <w:rFonts w:ascii="Wingdings" w:hAnsi="Wingdings" w:hint="default"/>
+        <w:sz w:val="20"/>
+      </w:rPr>
+    </w:lvl>
+    <w:lvl w:ilvl="6" w:tentative="1">
+      <w:start w:val="1"/>
+      <w:numFmt w:val="bullet"/>
+      <w:lvlText w:val=""/>
+      <w:lvlJc w:val="left"/>
+      <w:pPr>
+        <w:tabs>
+          <w:tab w:val="num" w:pos="5040"/>
+        </w:tabs>
+        <w:ind w:left="5040" w:hanging="360"/>
+      </w:pPr>
+      <w:rPr>
+        <w:rFonts w:ascii="Wingdings" w:hAnsi="Wingdings" w:hint="default"/>
+        <w:sz w:val="20"/>
+      </w:rPr>
+    </w:lvl>
+    <w:lvl w:ilvl="7" w:tentative="1">
+      <w:start w:val="1"/>
+      <w:numFmt w:val="bullet"/>
+      <w:lvlText w:val=""/>
+      <w:lvlJc w:val="left"/>
+      <w:pPr>
+        <w:tabs>
+          <w:tab w:val="num" w:pos="5760"/>
+        </w:tabs>
+        <w:ind w:left="5760" w:hanging="360"/>
+      </w:pPr>
+      <w:rPr>
+        <w:rFonts w:ascii="Wingdings" w:hAnsi="Wingdings" w:hint="default"/>
+        <w:sz w:val="20"/>
+      </w:rPr>
+    </w:lvl>
+    <w:lvl w:ilvl="8" w:tentative="1">
+      <w:start w:val="1"/>
+      <w:numFmt w:val="bullet"/>
+      <w:lvlText w:val=""/>
+      <w:lvlJc w:val="left"/>
+      <w:pPr>
+        <w:tabs>
+          <w:tab w:val="num" w:pos="6480"/>
+        </w:tabs>
+        <w:ind w:left="6480" w:hanging="360"/>
+      </w:pPr>
+      <w:rPr>
+        <w:rFonts w:ascii="Wingdings" w:hAnsi="Wingdings" w:hint="default"/>
+        <w:sz w:val="20"/>
+      </w:rPr>
+    </w:lvl>
+  </w:abstractNum>
+  <w:abstractNum w:abstractNumId="4" w15:restartNumberingAfterBreak="0">
+    <w:nsid w:val="570074F8"/>
+    <w:multiLevelType w:val="multilevel"/>
+    <w:tmpl w:val="479EF100"/>
+    <w:lvl w:ilvl="0">
+      <w:start w:val="1"/>
+      <w:numFmt w:val="bullet"/>
+      <w:lvlText w:val=""/>
+      <w:lvlJc w:val="left"/>
+      <w:pPr>
+        <w:tabs>
+          <w:tab w:val="num" w:pos="720"/>
+        </w:tabs>
+        <w:ind w:left="720" w:hanging="360"/>
+      </w:pPr>
+      <w:rPr>
+        <w:rFonts w:ascii="Symbol" w:hAnsi="Symbol" w:hint="default"/>
+        <w:sz w:val="20"/>
+      </w:rPr>
+    </w:lvl>
+    <w:lvl w:ilvl="1" w:tentative="1">
+      <w:start w:val="1"/>
+      <w:numFmt w:val="bullet"/>
+      <w:lvlText w:val="o"/>
+      <w:lvlJc w:val="left"/>
+      <w:pPr>
+        <w:tabs>
+          <w:tab w:val="num" w:pos="1440"/>
+        </w:tabs>
+        <w:ind w:left="1440" w:hanging="360"/>
+      </w:pPr>
+      <w:rPr>
+        <w:rFonts w:ascii="Courier New" w:hAnsi="Courier New" w:hint="default"/>
+        <w:sz w:val="20"/>
+      </w:rPr>
+    </w:lvl>
+    <w:lvl w:ilvl="2" w:tentative="1">
+      <w:start w:val="1"/>
+      <w:numFmt w:val="bullet"/>
+      <w:lvlText w:val=""/>
+      <w:lvlJc w:val="left"/>
+      <w:pPr>
+        <w:tabs>
+          <w:tab w:val="num" w:pos="2160"/>
+        </w:tabs>
+        <w:ind w:left="2160" w:hanging="360"/>
+      </w:pPr>
+      <w:rPr>
+        <w:rFonts w:ascii="Wingdings" w:hAnsi="Wingdings" w:hint="default"/>
+        <w:sz w:val="20"/>
+      </w:rPr>
+    </w:lvl>
+    <w:lvl w:ilvl="3" w:tentative="1">
+      <w:start w:val="1"/>
+      <w:numFmt w:val="bullet"/>
+      <w:lvlText w:val=""/>
+      <w:lvlJc w:val="left"/>
+      <w:pPr>
+        <w:tabs>
+          <w:tab w:val="num" w:pos="2880"/>
+        </w:tabs>
+        <w:ind w:left="2880" w:hanging="360"/>
+      </w:pPr>
+      <w:rPr>
+        <w:rFonts w:ascii="Wingdings" w:hAnsi="Wingdings" w:hint="default"/>
+        <w:sz w:val="20"/>
+      </w:rPr>
+    </w:lvl>
+    <w:lvl w:ilvl="4" w:tentative="1">
+      <w:start w:val="1"/>
+      <w:numFmt w:val="bullet"/>
+      <w:lvlText w:val=""/>
+      <w:lvlJc w:val="left"/>
+      <w:pPr>
+        <w:tabs>
+          <w:tab w:val="num" w:pos="3600"/>
+        </w:tabs>
+        <w:ind w:left="3600" w:hanging="360"/>
+      </w:pPr>
+      <w:rPr>
+        <w:rFonts w:ascii="Wingdings" w:hAnsi="Wingdings" w:hint="default"/>
+        <w:sz w:val="20"/>
+      </w:rPr>
+    </w:lvl>
+    <w:lvl w:ilvl="5" w:tentative="1">
+      <w:start w:val="1"/>
+      <w:numFmt w:val="bullet"/>
+      <w:lvlText w:val=""/>
+      <w:lvlJc w:val="left"/>
+      <w:pPr>
+        <w:tabs>
+          <w:tab w:val="num" w:pos="4320"/>
+        </w:tabs>
+        <w:ind w:left="4320" w:hanging="360"/>
+      </w:pPr>
+      <w:rPr>
+        <w:rFonts w:ascii="Wingdings" w:hAnsi="Wingdings" w:hint="default"/>
+        <w:sz w:val="20"/>
+      </w:rPr>
+    </w:lvl>
+    <w:lvl w:ilvl="6" w:tentative="1">
+      <w:start w:val="1"/>
+      <w:numFmt w:val="bullet"/>
+      <w:lvlText w:val=""/>
+      <w:lvlJc w:val="left"/>
+      <w:pPr>
+        <w:tabs>
+          <w:tab w:val="num" w:pos="5040"/>
+        </w:tabs>
+        <w:ind w:left="5040" w:hanging="360"/>
+      </w:pPr>
+      <w:rPr>
+        <w:rFonts w:ascii="Wingdings" w:hAnsi="Wingdings" w:hint="default"/>
+        <w:sz w:val="20"/>
+      </w:rPr>
+    </w:lvl>
+    <w:lvl w:ilvl="7" w:tentative="1">
+      <w:start w:val="1"/>
+      <w:numFmt w:val="bullet"/>
+      <w:lvlText w:val=""/>
+      <w:lvlJc w:val="left"/>
+      <w:pPr>
+        <w:tabs>
+          <w:tab w:val="num" w:pos="5760"/>
+        </w:tabs>
+        <w:ind w:left="5760" w:hanging="360"/>
+      </w:pPr>
+      <w:rPr>
+        <w:rFonts w:ascii="Wingdings" w:hAnsi="Wingdings" w:hint="default"/>
+        <w:sz w:val="20"/>
+      </w:rPr>
+    </w:lvl>
+    <w:lvl w:ilvl="8" w:tentative="1">
+      <w:start w:val="1"/>
+      <w:numFmt w:val="bullet"/>
+      <w:lvlText w:val=""/>
+      <w:lvlJc w:val="left"/>
+      <w:pPr>
+        <w:tabs>
+          <w:tab w:val="num" w:pos="6480"/>
+        </w:tabs>
+        <w:ind w:left="6480" w:hanging="360"/>
+      </w:pPr>
+      <w:rPr>
+        <w:rFonts w:ascii="Wingdings" w:hAnsi="Wingdings" w:hint="default"/>
+        <w:sz w:val="20"/>
+      </w:rPr>
+    </w:lvl>
+  </w:abstractNum>
+  <w:abstractNum w:abstractNumId="5" w15:restartNumberingAfterBreak="0">
+    <w:nsid w:val="5EE41011"/>
+    <w:multiLevelType w:val="multilevel"/>
+    <w:tmpl w:val="29CE192A"/>
+    <w:lvl w:ilvl="0">
+      <w:start w:val="1"/>
+      <w:numFmt w:val="bullet"/>
+      <w:lvlText w:val=""/>
+      <w:lvlJc w:val="left"/>
+      <w:pPr>
+        <w:tabs>
+          <w:tab w:val="num" w:pos="720"/>
+        </w:tabs>
+        <w:ind w:left="720" w:hanging="360"/>
+      </w:pPr>
+      <w:rPr>
+        <w:rFonts w:ascii="Symbol" w:hAnsi="Symbol" w:hint="default"/>
+        <w:sz w:val="20"/>
+      </w:rPr>
+    </w:lvl>
+    <w:lvl w:ilvl="1" w:tentative="1">
+      <w:start w:val="1"/>
+      <w:numFmt w:val="bullet"/>
+      <w:lvlText w:val="o"/>
+      <w:lvlJc w:val="left"/>
+      <w:pPr>
+        <w:tabs>
+          <w:tab w:val="num" w:pos="1440"/>
+        </w:tabs>
+        <w:ind w:left="1440" w:hanging="360"/>
+      </w:pPr>
+      <w:rPr>
+        <w:rFonts w:ascii="Courier New" w:hAnsi="Courier New" w:hint="default"/>
+        <w:sz w:val="20"/>
+      </w:rPr>
+    </w:lvl>
+    <w:lvl w:ilvl="2" w:tentative="1">
+      <w:start w:val="1"/>
+      <w:numFmt w:val="bullet"/>
+      <w:lvlText w:val=""/>
+      <w:lvlJc w:val="left"/>
+      <w:pPr>
+        <w:tabs>
+          <w:tab w:val="num" w:pos="2160"/>
+        </w:tabs>
+        <w:ind w:left="2160" w:hanging="360"/>
+      </w:pPr>
+      <w:rPr>
+        <w:rFonts w:ascii="Wingdings" w:hAnsi="Wingdings" w:hint="default"/>
+        <w:sz w:val="20"/>
+      </w:rPr>
+    </w:lvl>
+    <w:lvl w:ilvl="3" w:tentative="1">
+      <w:start w:val="1"/>
+      <w:numFmt w:val="bullet"/>
+      <w:lvlText w:val=""/>
+      <w:lvlJc w:val="left"/>
+      <w:pPr>
+        <w:tabs>
+          <w:tab w:val="num" w:pos="2880"/>
+        </w:tabs>
+        <w:ind w:left="2880" w:hanging="360"/>
+      </w:pPr>
+      <w:rPr>
+        <w:rFonts w:ascii="Wingdings" w:hAnsi="Wingdings" w:hint="default"/>
+        <w:sz w:val="20"/>
+      </w:rPr>
+    </w:lvl>
+    <w:lvl w:ilvl="4" w:tentative="1">
+      <w:start w:val="1"/>
+      <w:numFmt w:val="bullet"/>
+      <w:lvlText w:val=""/>
+      <w:lvlJc w:val="left"/>
+      <w:pPr>
+        <w:tabs>
+          <w:tab w:val="num" w:pos="3600"/>
+        </w:tabs>
+        <w:ind w:left="3600" w:hanging="360"/>
+      </w:pPr>
+      <w:rPr>
+        <w:rFonts w:ascii="Wingdings" w:hAnsi="Wingdings" w:hint="default"/>
+        <w:sz w:val="20"/>
+      </w:rPr>
+    </w:lvl>
+    <w:lvl w:ilvl="5" w:tentative="1">
+      <w:start w:val="1"/>
+      <w:numFmt w:val="bullet"/>
+      <w:lvlText w:val=""/>
+      <w:lvlJc w:val="left"/>
+      <w:pPr>
+        <w:tabs>
+          <w:tab w:val="num" w:pos="4320"/>
+        </w:tabs>
+        <w:ind w:left="4320" w:hanging="360"/>
+      </w:pPr>
+      <w:rPr>
+        <w:rFonts w:ascii="Wingdings" w:hAnsi="Wingdings" w:hint="default"/>
+        <w:sz w:val="20"/>
+      </w:rPr>
+    </w:lvl>
+    <w:lvl w:ilvl="6" w:tentative="1">
+      <w:start w:val="1"/>
+      <w:numFmt w:val="bullet"/>
+      <w:lvlText w:val=""/>
+      <w:lvlJc w:val="left"/>
+      <w:pPr>
+        <w:tabs>
+          <w:tab w:val="num" w:pos="5040"/>
+        </w:tabs>
+        <w:ind w:left="5040" w:hanging="360"/>
+      </w:pPr>
+      <w:rPr>
+        <w:rFonts w:ascii="Wingdings" w:hAnsi="Wingdings" w:hint="default"/>
+        <w:sz w:val="20"/>
+      </w:rPr>
+    </w:lvl>
+    <w:lvl w:ilvl="7" w:tentative="1">
+      <w:start w:val="1"/>
+      <w:numFmt w:val="bullet"/>
+      <w:lvlText w:val=""/>
+      <w:lvlJc w:val="left"/>
+      <w:pPr>
+        <w:tabs>
+          <w:tab w:val="num" w:pos="5760"/>
+        </w:tabs>
+        <w:ind w:left="5760" w:hanging="360"/>
+      </w:pPr>
+      <w:rPr>
+        <w:rFonts w:ascii="Wingdings" w:hAnsi="Wingdings" w:hint="default"/>
+        <w:sz w:val="20"/>
+      </w:rPr>
+    </w:lvl>
+    <w:lvl w:ilvl="8" w:tentative="1">
+      <w:start w:val="1"/>
+      <w:numFmt w:val="bullet"/>
+      <w:lvlText w:val=""/>
+      <w:lvlJc w:val="left"/>
+      <w:pPr>
+        <w:tabs>
+          <w:tab w:val="num" w:pos="6480"/>
+        </w:tabs>
+        <w:ind w:left="6480" w:hanging="360"/>
+      </w:pPr>
+      <w:rPr>
+        <w:rFonts w:ascii="Wingdings" w:hAnsi="Wingdings" w:hint="default"/>
+        <w:sz w:val="20"/>
+      </w:rPr>
+    </w:lvl>
+  </w:abstractNum>
   <w:num w:numId="1" w16cid:durableId="1760252820">
     <w:abstractNumId w:val="2"/>
   </w:num>
@@ -2257,6 +2761,15 @@
   </w:num>
   <w:num w:numId="3" w16cid:durableId="1648632922">
     <w:abstractNumId w:val="0"/>
+  </w:num>
+  <w:num w:numId="4" w16cid:durableId="290212367">
+    <w:abstractNumId w:val="4"/>
+  </w:num>
+  <w:num w:numId="5" w16cid:durableId="1839735943">
+    <w:abstractNumId w:val="5"/>
+  </w:num>
+  <w:num w:numId="6" w16cid:durableId="1110970788">
+    <w:abstractNumId w:val="3"/>
   </w:num>
 </w:numbering>
 </file>
@@ -2715,7 +3228,6 @@
   <w:style w:type="character" w:default="1" w:styleId="DefaultParagraphFont">
     <w:name w:val="Default Paragraph Font"/>
     <w:uiPriority w:val="1"/>
-    <w:semiHidden/>
     <w:unhideWhenUsed/>
   </w:style>
   <w:style w:type="table" w:default="1" w:styleId="TableNormal">

--- a/Documents/Anchana_Prabakaran_Resume.docx
+++ b/Documents/Anchana_Prabakaran_Resume.docx
@@ -51,77 +51,7 @@
         <w:rPr>
           <w:color w:val="555555"/>
         </w:rPr>
-        <w:t xml:space="preserve">Data </w:t>
-      </w:r>
-      <w:proofErr w:type="gramStart"/>
-      <w:r>
-        <w:rPr>
-          <w:color w:val="555555"/>
-        </w:rPr>
-        <w:t>Analyst  |</w:t>
-      </w:r>
-      <w:proofErr w:type="gramEnd"/>
-      <w:r>
-        <w:rPr>
-          <w:color w:val="555555"/>
-        </w:rPr>
-        <w:t xml:space="preserve">  </w:t>
-      </w:r>
-      <w:proofErr w:type="gramStart"/>
-      <w:r>
-        <w:rPr>
-          <w:color w:val="555555"/>
-        </w:rPr>
-        <w:t>Databricks  |</w:t>
-      </w:r>
-      <w:proofErr w:type="gramEnd"/>
-      <w:r>
-        <w:rPr>
-          <w:color w:val="555555"/>
-        </w:rPr>
-        <w:t xml:space="preserve">  </w:t>
-      </w:r>
-      <w:proofErr w:type="gramStart"/>
-      <w:r>
-        <w:rPr>
-          <w:color w:val="555555"/>
-        </w:rPr>
-        <w:t>SSRS  |</w:t>
-      </w:r>
-      <w:proofErr w:type="gramEnd"/>
-      <w:r>
-        <w:rPr>
-          <w:color w:val="555555"/>
-        </w:rPr>
-        <w:t xml:space="preserve">  Power </w:t>
-      </w:r>
-      <w:proofErr w:type="gramStart"/>
-      <w:r>
-        <w:rPr>
-          <w:color w:val="555555"/>
-        </w:rPr>
-        <w:t>BI  |</w:t>
-      </w:r>
-      <w:proofErr w:type="gramEnd"/>
-      <w:r>
-        <w:rPr>
-          <w:color w:val="555555"/>
-        </w:rPr>
-        <w:t xml:space="preserve">  </w:t>
-      </w:r>
-      <w:proofErr w:type="gramStart"/>
-      <w:r>
-        <w:rPr>
-          <w:color w:val="555555"/>
-        </w:rPr>
-        <w:t>Python  |</w:t>
-      </w:r>
-      <w:proofErr w:type="gramEnd"/>
-      <w:r>
-        <w:rPr>
-          <w:color w:val="555555"/>
-        </w:rPr>
-        <w:t xml:space="preserve">  SQL Server</w:t>
+        <w:t>Data Analyst  |  Databricks  |  SSRS  |  Power BI  |  Python  |  SQL Server</w:t>
       </w:r>
       <w:r>
         <w:t xml:space="preserve"> </w:t>
@@ -141,7 +71,6 @@
         <w:jc w:val="center"/>
       </w:pPr>
       <w:proofErr w:type="spellStart"/>
-      <w:proofErr w:type="gramStart"/>
       <w:r>
         <w:rPr>
           <w:i/>
@@ -159,7 +88,6 @@
         <w:t>techie</w:t>
       </w:r>
       <w:proofErr w:type="spellEnd"/>
-      <w:proofErr w:type="gramEnd"/>
       <w:r>
         <w:rPr>
           <w:i/>
@@ -174,43 +102,7 @@
           <w:color w:val="888888"/>
           <w:sz w:val="18"/>
         </w:rPr>
-        <w:t xml:space="preserve">@gmail.com   </w:t>
-      </w:r>
-      <w:proofErr w:type="gramStart"/>
-      <w:r>
-        <w:rPr>
-          <w:i/>
-          <w:color w:val="888888"/>
-          <w:sz w:val="18"/>
-        </w:rPr>
-        <w:t>•  Anchana</w:t>
-      </w:r>
-      <w:proofErr w:type="gramEnd"/>
-      <w:r>
-        <w:rPr>
-          <w:i/>
-          <w:color w:val="888888"/>
-          <w:sz w:val="18"/>
-        </w:rPr>
-        <w:t xml:space="preserve"> </w:t>
-      </w:r>
-      <w:proofErr w:type="gramStart"/>
-      <w:r>
-        <w:rPr>
-          <w:i/>
-          <w:color w:val="888888"/>
-          <w:sz w:val="18"/>
-        </w:rPr>
-        <w:t>Prabakaran  •</w:t>
-      </w:r>
-      <w:proofErr w:type="gramEnd"/>
-      <w:r>
-        <w:rPr>
-          <w:i/>
-          <w:color w:val="888888"/>
-          <w:sz w:val="18"/>
-        </w:rPr>
-        <w:t xml:space="preserve">  Chennai</w:t>
+        <w:t>@gmail.com   •  Anchana Prabakaran  •  Chennai</w:t>
       </w:r>
     </w:p>
     <w:p>
@@ -795,32 +687,13 @@
           <w:color w:val="1A1A1A"/>
           <w:sz w:val="22"/>
         </w:rPr>
-        <w:t xml:space="preserve">Data </w:t>
-      </w:r>
-      <w:proofErr w:type="gramStart"/>
-      <w:r>
-        <w:rPr>
-          <w:b/>
-          <w:color w:val="1A1A1A"/>
-          <w:sz w:val="22"/>
-        </w:rPr>
-        <w:t>Analyst</w:t>
+        <w:t>Data Analyst</w:t>
       </w:r>
       <w:r>
         <w:rPr>
           <w:color w:val="555555"/>
         </w:rPr>
-        <w:t xml:space="preserve">  |</w:t>
-      </w:r>
-      <w:proofErr w:type="gramEnd"/>
-      <w:r>
-        <w:rPr>
-          <w:color w:val="555555"/>
-        </w:rPr>
-        <w:t xml:space="preserve">  Service Based Company</w:t>
-      </w:r>
-      <w:r>
-        <w:t xml:space="preserve"> </w:t>
+        <w:t xml:space="preserve">  </w:t>
       </w:r>
     </w:p>
     <w:p>
@@ -834,25 +707,39 @@
           <w:color w:val="777777"/>
           <w:sz w:val="19"/>
         </w:rPr>
-        <w:t xml:space="preserve">October 2023 – </w:t>
-      </w:r>
-      <w:proofErr w:type="gramStart"/>
+        <w:t>October 2023 – Present  (</w:t>
+      </w:r>
       <w:r>
         <w:rPr>
           <w:i/>
           <w:color w:val="777777"/>
           <w:sz w:val="19"/>
         </w:rPr>
-        <w:t>Present  (</w:t>
-      </w:r>
-      <w:proofErr w:type="gramEnd"/>
+        <w:t>2</w:t>
+      </w:r>
       <w:r>
         <w:rPr>
           <w:i/>
           <w:color w:val="777777"/>
           <w:sz w:val="19"/>
         </w:rPr>
-        <w:t>1 Year 8 Months+)</w:t>
+        <w:t xml:space="preserve"> Year </w:t>
+      </w:r>
+      <w:r>
+        <w:rPr>
+          <w:i/>
+          <w:color w:val="777777"/>
+          <w:sz w:val="19"/>
+        </w:rPr>
+        <w:t>5</w:t>
+      </w:r>
+      <w:r>
+        <w:rPr>
+          <w:i/>
+          <w:color w:val="777777"/>
+          <w:sz w:val="19"/>
+        </w:rPr>
+        <w:t xml:space="preserve"> Months+)</w:t>
       </w:r>
       <w:r>
         <w:t xml:space="preserve"> </w:t>
@@ -1616,13 +1503,7 @@
         <w:rPr>
           <w:color w:val="538135" w:themeColor="accent6" w:themeShade="BF"/>
         </w:rPr>
-        <w:t xml:space="preserve"> </w:t>
-      </w:r>
-      <w:r>
-        <w:rPr>
-          <w:color w:val="538135" w:themeColor="accent6" w:themeShade="BF"/>
-        </w:rPr>
-        <w:t xml:space="preserve"> </w:t>
+        <w:t xml:space="preserve">  </w:t>
       </w:r>
       <w:r>
         <w:rPr>
@@ -3228,6 +3109,7 @@
   <w:style w:type="character" w:default="1" w:styleId="DefaultParagraphFont">
     <w:name w:val="Default Paragraph Font"/>
     <w:uiPriority w:val="1"/>
+    <w:semiHidden/>
     <w:unhideWhenUsed/>
   </w:style>
   <w:style w:type="table" w:default="1" w:styleId="TableNormal">
